--- a/example_articles/countries/Israel/5.countries_Israel_Other_publisher.docx
+++ b/example_articles/countries/Israel/5.countries_Israel_Other_publisher.docx
@@ -27,17 +27,17 @@
     </w:p>
     <w:p>
       <w:r>
-        <w:t>Source File: Other publishers/Files (500) (22).DOCX</w:t>
+        <w:t>Source file: Other publishers/Files (500) (22).DOCX</w:t>
       </w:r>
     </w:p>
     <w:p>
       <w:r>
-        <w:t>Raw locations result: ['Israel']</w:t>
+        <w:t>Raw locations result, 'locations': ['Israel']</w:t>
       </w:r>
     </w:p>
     <w:p>
       <w:r>
-        <w:t>countries_stand_flat (Standardized): Israel</w:t>
+        <w:t>Standardized locations result, 'countries_stand_flat': Israel</w:t>
       </w:r>
     </w:p>
     <w:p>

--- a/example_articles/countries/Israel/5.countries_Israel_Other_publisher.docx
+++ b/example_articles/countries/Israel/5.countries_Israel_Other_publisher.docx
@@ -7,7 +7,7 @@
         <w:pStyle w:val="Heading1"/>
       </w:pPr>
       <w:r>
-        <w:t>MetroStars shock fans, United with 3-2 victory</w:t>
+        <w:t>Sharon on top in Israeli election</w:t>
       </w:r>
     </w:p>
     <w:p>
@@ -17,17 +17,17 @@
     </w:p>
     <w:p>
       <w:r>
-        <w:t>Date: 2000-04-03</w:t>
+        <w:t>Date: 2003-01-29</w:t>
       </w:r>
     </w:p>
     <w:p>
       <w:r>
-        <w:t>Section: SPORTS;</w:t>
+        <w:t>Section: NEWS;</w:t>
       </w:r>
     </w:p>
     <w:p>
       <w:r>
-        <w:t>Source file: Other publishers/Files (500) (22).DOCX</w:t>
+        <w:t>Source file: Other publishers/Files (500) (25).DOCX</w:t>
       </w:r>
     </w:p>
     <w:p>
@@ -49,141 +49,49 @@
     </w:p>
     <w:p>
       <w:r>
-        <w:t>Maybe it was a fluke. A rare feel-good moment in what could be</w:t>
+        <w:t>JERUSALEM -- Israeli Prime Minister Ariel Sharon and his Likud Party won easily in parliamentary elections Tuesday.</w:t>
         <w:br/>
-        <w:t>another nightmare season for the New York/New Jersey MetroStars.</w:t>
+        <w:t>Despite a bloody, 28-month-old Palestinian uprising and a deep economic recession, Sharon's tough responses to suicide bombings and other attacks won the backing of enough voters to give Likud about 36 seats in the 120-seat parliament, the Knesset, according to surveys of voters leaving the polls. Although Likud was short of the 61 seats needed for a Knesset majority, other conservative and religious parties won enough votes for Sharon to forge a governing coalition of about 70 seats, analysts said.</w:t>
         <w:br/>
-        <w:t>Then again, what if it wasn't?</w:t>
+        <w:t>Likud's nearest rival, the liberal Labor Party, fell from 26 seats to 18, surveys estimated. The upstart, secular Shinui Party grabbed 14 seats, up from six, and stands to be a force in any effort by Sharon to broaden his coalition. Shinui won support for its call to end special government benefits given to ultra-religious Jews, and to cut welfare subsidies to those who have large families. Official election results may not be known for several days.</w:t>
         <w:br/>
-        <w:t>The MetroStars (1-1) did a shocking thing Saturday, beating D.C.</w:t>
+        <w:t>Aiming to strengthen his position further, Sharon appealed on Tuesday for centrist and liberal parties to join his government. Political experts agreed that a narrow, right-wing government could fall apart quickly, which would force Sharon to call weary voters back to the polls in a year or so. Such a government also might have trouble winning sustained support from the Bush administration. Sharon has appealed to Washington for $ 12 billion in special aid to help him fight the Palestinian uprising.</w:t>
         <w:br/>
-        <w:t>United 3-2 before a healthy crowd of 27,322 that filled most of</w:t>
+        <w:t>Sharon told a packed hall in Tel Aviv: "Things said in the heat of the political campaign must not become an obstacle to national unity.  . . .  We must leave behind us the enmity of the struggle." He also promised to reach out to the Palestinians to "bring Israel to a victory over terrorism and open a door to genuine peace."</w:t>
         <w:br/>
-        <w:t>the lower bowl at Giants Stadium in East Rutherford, N.J.</w:t>
+        <w:t>Sharon has 28 days to form a coalition.</w:t>
         <w:br/>
-        <w:t>The largest crowd in MLS this year saw the much-maligned home</w:t>
+        <w:t>The Labor Party had been part of Sharon's previous coalition government before it pulled out in November. That withdrawal forced Tuesday's elections. Labor's leader, Amram Mitzna, has vowed not to join Sharon's new coalition. "It's no disgrace to be in the opposition, and I promise you that our time there will be short," he said as he conceded defeat. Mitzna had campaigned on a platform calling for the pullout of Israeli forces from occupied areas in Gaza and on the West Bank of the Jordan River.</w:t>
         <w:br/>
-        <w:t>team get some breaks, score some goals and play cohesively.</w:t>
+        <w:t>Sharon has kept Israeli troops in Palestinian cities and towns for months and has said they will remain until Palestinian attacks have been stopped and militants crushed.</w:t>
         <w:br/>
-        <w:t>The win didn't come easily and the MetroStars didn't dominate.</w:t>
+        <w:t>There was wide cynicism among voters and little passion for the candidates. Many in the working-class neighborhoods of south Tel Aviv said they didn't think any political party could end the conflict with the Palestinians. Nor did they have much hope of the politicians fixing the battered economy. They said they picked the best of bad options.</w:t>
         <w:br/>
-        <w:t>But after a 3-1 loss last week at Miami, which revisited the anguish</w:t>
+        <w:t>"This is a ridiculous situation," said Tal Levy, 23, a bank teller who voted for Likud. "We have to vote in order to be good citizens, but there's no one decent to vote for." Levy said he chose Likud "because there was nothing better."</w:t>
         <w:br/>
-        <w:t>of last year's 7-25 nightmare season, the victory drew a huge</w:t>
+        <w:t>"I don't know what Sharon can do, but he seems like he best of a bad bunch," said Gidon Sutchi, 47, a construction worker. Sitting outside his drafty, two-room house in south Tel Aviv, Sutchi said he now earns about 2,000 shekels (about $ 416) during a good month, about one-quarter his earnings before Sharon came to power in February 2001.</w:t>
         <w:br/>
-        <w:t>sigh of relief from the players and management.</w:t>
+        <w:t>Israel's economy is shrinking for the third straight year. Unemployment is about 12%. "All prospects are that 2003 won't be any better," said Ben Zion Zilberfarb, economics professor at Bar-Ilan University near Tel Aviv. "But people don't blame Sharon. They think the slowdown's due to other things. They point to terrorism as the cause."</w:t>
         <w:br/>
-        <w:t>"This is good publicity for the MetroStars and I hope good publicity</w:t>
+        <w:t>Many voters agreed.</w:t>
         <w:br/>
-        <w:t>for American soccer," said the team's biggest new name, Lothar</w:t>
+        <w:t>"Look at me, here I am talking to you instead of selling to customers," said Reuben Zacharia, 53, who owns a clothing store on south Tel Aviv's major shopping street. By noon, Zacharia had sold one $ 10 shirt, and he doubted he would sell another by the end of the day. Palestinians detonated two bombs near Zacharia's store early this month, killing 23 Israelis.</w:t>
         <w:br/>
-        <w:t>Matthaeus.</w:t>
+        <w:t>Twenty-seven parties were competing for seats in the Knesset. About 68% of eligible voters cast ballots, the lowest turnout since officials began keeping that statistic in 1973.</w:t>
         <w:br/>
-        <w:t>Matthaeus got an exuberant welcome in his first home game. Banners</w:t>
+        <w:t>Israel's security forces barred Palestinians from entering Israel. Voting went smoothly, despite concern about possible terror attacks.</w:t>
         <w:br/>
-        <w:t>bore his name, and many fans wore the red and white shirts of</w:t>
+        <w:t>In Palestinian areas, seven Palestinians were killed Tuesday. Three died in an explosion in a house in Gaza City. The Israeli army said the blast was triggered by militants handling explosives. But Palestinians said the home was hit by an Israeli missile. Four Palestinians were killed in gunbattles with Israeli troops in the West Bank town of Jenin.</w:t>
         <w:br/>
-        <w:t>his former team, Bayern Munich, a German club power.</w:t>
+        <w:t>Sharon's party had been far ahead in opinion polls leading up to Tuesday's vote, Israel's fourth national election in seven years. No Israeli government has served a full four-year term since 1988 because leading coalitions keep breaking apart over political issues. Sharon's outgoing coalition survived less than two years.</w:t>
         <w:br/>
-        <w:t>Some clever United fans even showed keen insight into Matthaeus'</w:t>
         <w:br/>
-        <w:t>past by mocking him with a banner that called him Lodda,</w:t>
+        <w:t>Graphic</w:t>
         <w:br/>
-        <w:t>or Lothar, in a working-class German accent. His father is a carpenter.</w:t>
         <w:br/>
-        <w:t>It wasn't a brilliant game for Matthaeus, 39, playing his third</w:t>
+        <w:t xml:space="preserve"> </w:t>
         <w:br/>
-        <w:t>game in seven days. Although he helped organize his team as a</w:t>
-        <w:br/>
-        <w:t>defensive midfielder, he looked tired and was burned by United's</w:t>
-        <w:br/>
-        <w:t>Jaime Moreno, who treated him like a statue on several moves.</w:t>
-        <w:br/>
-        <w:t>Matthaeus took down Moreno in the box in the second half, setting</w:t>
-        <w:br/>
-        <w:t>up United's first goal, a penalty by Moreno in the 63rd minute.</w:t>
-        <w:br/>
-        <w:t>Overshadowing Matthaeus was New York's new Colombian forward combo</w:t>
-        <w:br/>
-        <w:t>of Adolfo Valencia and Alex Comas. Each scored once. Unlike last</w:t>
-        <w:br/>
-        <w:t>year, when the anemic MetroStars scored only 32 goals, New York</w:t>
-        <w:br/>
-        <w:t>might now have the personnel who can finish chances.</w:t>
-        <w:br/>
-        <w:t>Comas scored his second goal of the season on a penalty kick,</w:t>
-        <w:br/>
-        <w:t>and Valencia lived up to his nickname, El Tren (The Train),</w:t>
-        <w:br/>
-        <w:t>by motoring right up the heart of the defense to set up the second</w:t>
-        <w:br/>
-        <w:t>goal. Brian Kelly finished it easily. Valencia later scored on</w:t>
-        <w:br/>
-        <w:t>header to make it 3-0.</w:t>
-        <w:br/>
-        <w:t>After his team's porous defense last week, coach Octavio Zambrano</w:t>
-        <w:br/>
-        <w:t>switched formations. Instead of using Matthaeus as a defender,</w:t>
-        <w:br/>
-        <w:t>he moved him forward into the defensive midfield and deployed</w:t>
-        <w:br/>
-        <w:t>four men across the back line.</w:t>
-        <w:br/>
-        <w:t>"You have to win at home, and we did that tonight," Zambrano</w:t>
-        <w:br/>
-        <w:t>said.</w:t>
-        <w:br/>
-        <w:t>Meanwhile, the defending MLS champion United is 0-2 following</w:t>
-        <w:br/>
-        <w:t>a loss to Los Angeles the first week. It has given up seven goals</w:t>
-        <w:br/>
-        <w:t>in two games. With zero points, it sits in last place in the four-team</w:t>
-        <w:br/>
-        <w:t>Eastern Division.</w:t>
-        <w:br/>
-        <w:t>Despite defensive shortcomings, United played well. Forward Chris</w:t>
-        <w:br/>
-        <w:t>Albright, 21, thrust into a key role with the trade of Roy Lassiter</w:t>
-        <w:br/>
-        <w:t>to Miami, flashed the breakaway speed and grit that is expected</w:t>
-        <w:br/>
-        <w:t>to make him a star in MLS. Midfielder Ben Olsen wreaked havoc</w:t>
-        <w:br/>
-        <w:t>with his energy, and Moreno was the best player on the field.</w:t>
-        <w:br/>
-        <w:t>Many feel the return of midfielder Marco Etcheverry is all that's</w:t>
-        <w:br/>
-        <w:t>needed. He sat out Saturday's game because of a red card and played</w:t>
-        <w:br/>
-        <w:t>just seven minutes vs. Los Angeles.</w:t>
-        <w:br/>
-        <w:t>"This team will be there in the end," said United coach Thomas</w:t>
-        <w:br/>
-        <w:t>Rongen, who is worried but not panicking.</w:t>
-        <w:br/>
-        <w:t>One possible change is to bench shell-shocked goalkeeper Tom Presthus</w:t>
-        <w:br/>
-        <w:t>in favor of Mark Simpson for Saturday's home game against the</w:t>
-        <w:br/>
-        <w:t>Chicago Fire (1-2).</w:t>
-        <w:br/>
-        <w:t>Role reversal:</w:t>
-        <w:br/>
-        <w:t>Not only does New York win, the Kansas City Wizards are 2-0. Based</w:t>
-        <w:br/>
-        <w:t>on early results the Wizards -- second worst in MLS last year</w:t>
-        <w:br/>
-        <w:t>at 8-24 -- might be a force. Kansas City downed Colorado 3-0 as</w:t>
-        <w:br/>
-        <w:t>new Danish acquisition Miklos Molnar scored. "In our first two</w:t>
-        <w:br/>
-        <w:t>games, we have totally outplayed Chicago and Colorado," forward</w:t>
-        <w:br/>
-        <w:t>Mo Johnston says.</w:t>
-        <w:br/>
-        <w:t>Goal of the week: Mauricio Cienfuegos of Los Angeles made</w:t>
-        <w:br/>
-        <w:t>a 66th-minute bicycle kick in a 2-2 tie against New England.</w:t>
+        <w:t>PHOTO, B/W, Gil Cohen Magen, Reuters; Victory party: Supporters of Ariel Sharon and the Likud Party celebrate in Tel Aviv on Tuesday as preliminary election results come in.</w:t>
       </w:r>
     </w:p>
     <w:sectPr>

--- a/example_articles/countries/Israel/5.countries_Israel_Other_publisher.docx
+++ b/example_articles/countries/Israel/5.countries_Israel_Other_publisher.docx
@@ -7,7 +7,7 @@
         <w:pStyle w:val="Heading1"/>
       </w:pPr>
       <w:r>
-        <w:t>Sharon on top in Israeli election</w:t>
+        <w:t>BARAK PREPARES TO ASSEMBLE BROAD COALITION / LABORIOUS NEGOTIATIONS SEEM LIKELY TO RESULT IN A VOTING / BLOC COMPRISING NEARLY TWO-THIRDS OF ISRAEL'S PARLIAMENT.</w:t>
       </w:r>
     </w:p>
     <w:p>
@@ -17,17 +17,17 @@
     </w:p>
     <w:p>
       <w:r>
-        <w:t>Date: 2003-01-29</w:t>
+        <w:t>Date: 1999-06-21</w:t>
       </w:r>
     </w:p>
     <w:p>
       <w:r>
-        <w:t>Section: NEWS;</w:t>
+        <w:t>Section: NATIONAL; Pg. A02</w:t>
       </w:r>
     </w:p>
     <w:p>
       <w:r>
-        <w:t>Source file: Other publishers/Files (500) (25).DOCX</w:t>
+        <w:t>Source file: Other publishers/Files (500) (23).DOCX</w:t>
       </w:r>
     </w:p>
     <w:p>
@@ -49,41 +49,35 @@
     </w:p>
     <w:p>
       <w:r>
-        <w:t>JERUSALEM -- Israeli Prime Minister Ariel Sharon and his Likud Party won easily in parliamentary elections Tuesday.</w:t>
+        <w:t>Israeli Prime Minister-elect Ehud Barak is poised to get the coalition government he wants after four laborious weeks of internal negotiations that at times confounded even his closest supporters.</w:t>
         <w:br/>
-        <w:t>Despite a bloody, 28-month-old Palestinian uprising and a deep economic recession, Sharon's tough responses to suicide bombings and other attacks won the backing of enough voters to give Likud about 36 seats in the 120-seat parliament, the Knesset, according to surveys of voters leaving the polls. Although Likud was short of the 61 seats needed for a Knesset majority, other conservative and religious parties won enough votes for Sharon to forge a governing coalition of about 70 seats, analysts said.</w:t>
+        <w:t>Barak's One Israel team announced yesterday that it has guidelines ready for a multiparty voting bloc that it expects to comprise at least 77 of the 120 members of Israel's parliament, the Knesset. That would be a governing coalition with a much larger majority than was held by outgoing Likud Prime Minister Benjamin Netanyahu or his Labor Party predecessor, the late Yitzhak Rabin.</w:t>
         <w:br/>
-        <w:t>Likud's nearest rival, the liberal Labor Party, fell from 26 seats to 18, surveys estimated. The upstart, secular Shinui Party grabbed 14 seats, up from six, and stands to be a force in any effort by Sharon to broaden his coalition. Shinui won support for its call to end special government benefits given to ultra-religious Jews, and to cut welfare subsidies to those who have large families. Official election results may not be known for several days.</w:t>
+        <w:t>Although Barak won a clear majority as prime minister, reconciling the demands and personalities of the 15 parties that sit in the new parliament was a puzzle as challenging as a Rubik's cube. But Barak stood his ground for a broad coalition of secular and religious Jews, which should stand a better chance than the previous two governments of being able to move forward on peace with Israel's Arab neighbors and to begin to heal social rifts within Israel.</w:t>
         <w:br/>
-        <w:t>Aiming to strengthen his position further, Sharon appealed on Tuesday for centrist and liberal parties to join his government. Political experts agreed that a narrow, right-wing government could fall apart quickly, which would force Sharon to call weary voters back to the polls in a year or so. Such a government also might have trouble winning sustained support from the Bush administration. Sharon has appealed to Washington for $ 12 billion in special aid to help him fight the Palestinian uprising.</w:t>
+        <w:t>The party agreements could still change before Barak, the former army chief of staff who was elected May 17, takes office in early July. And except for declaring that he intends to hold on to the defense portfolio for himself, the incoming prime minister has been mum on who his key ministers will be.</w:t>
         <w:br/>
-        <w:t>Sharon told a packed hall in Tel Aviv: "Things said in the heat of the political campaign must not become an obstacle to national unity.  . . .  We must leave behind us the enmity of the struggle." He also promised to reach out to the Palestinians to "bring Israel to a victory over terrorism and open a door to genuine peace."</w:t>
+        <w:t>So the identity of the all-important foreign minister remains a mystery, although early fears that it might be Likud heavyweight Ariel Sharon are moot, because it looks as if Likud will not be in the government. And the Interior Ministry, with important jurisdiction over matters such as municipal funding and citizenship, will almost certainly go to Natan Sharansky's Israel B'Aliya, a party of Russian immigrants.</w:t>
         <w:br/>
-        <w:t>Sharon has 28 days to form a coalition.</w:t>
+        <w:t>The breakthrough in Barak's coalition negotiations came last week when Rabbi Aryeh Deri resigned as leader of the Shas Party, a Sephardic and Orthodox political group that has broad support among working-class Jews with roots in the Middle East.</w:t>
         <w:br/>
-        <w:t>The Labor Party had been part of Sharon's previous coalition government before it pulled out in November. That withdrawal forced Tuesday's elections. Labor's leader, Amram Mitzna, has vowed not to join Sharon's new coalition. "It's no disgrace to be in the opposition, and I promise you that our time there will be short," he said as he conceded defeat. Mitzna had campaigned on a platform calling for the pullout of Israeli forces from occupied areas in Gaza and on the West Bank of the Jordan River.</w:t>
+        <w:t>Barak had said Shas would be invited into the cabinet only if it dumped Deri, who was sentenced this spring to four years in jail on corruption charges.</w:t>
         <w:br/>
-        <w:t>Sharon has kept Israeli troops in Palestinian cities and towns for months and has said they will remain until Palestinian attacks have been stopped and militants crushed.</w:t>
+        <w:t>Now, the main stumbling block for both Shas and the smaller United Torah Judaism Party is Barak's campaign promise to draft ultra-Orthodox youth into the army, ending their decades-long exemption from military service. That, too, is expected to be solved by a compromise this week.</w:t>
         <w:br/>
-        <w:t>There was wide cynicism among voters and little passion for the candidates. Many in the working-class neighborhoods of south Tel Aviv said they didn't think any political party could end the conflict with the Palestinians. Nor did they have much hope of the politicians fixing the battered economy. They said they picked the best of bad options.</w:t>
+        <w:t>The inclusion of Shas, which is more moderate on the peace process than Likud, is a clear sign of Barak's agenda, political scientist Susan Hattis Rolef said.</w:t>
         <w:br/>
-        <w:t>"This is a ridiculous situation," said Tal Levy, 23, a bank teller who voted for Likud. "We have to vote in order to be good citizens, but there's no one decent to vote for." Levy said he chose Likud "because there was nothing better."</w:t>
+        <w:t>"His first priority is progress in the peace process," she said. "Barak is a no-nonsense man, not a trickster. You don't see much, but what you see is what you get."</w:t>
         <w:br/>
-        <w:t>"I don't know what Sharon can do, but he seems like he best of a bad bunch," said Gidon Sutchi, 47, a construction worker. Sitting outside his drafty, two-room house in south Tel Aviv, Sutchi said he now earns about 2,000 shekels (about $ 416) during a good month, about one-quarter his earnings before Sharon came to power in February 2001.</w:t>
+        <w:t>After weeks of saying little in public, Barak's steely confidence was on display in an interview published over the weekend in the newspaper Haaretz. In it, he pledged to build a 30-mile raised highway joining the Palestinian-controlled parts of the West Bank and Gaza Strip. The so-called safe-passage route is feared by rightist Israeli politicians as representing a step toward a Palestinian state.</w:t>
         <w:br/>
-        <w:t>Israel's economy is shrinking for the third straight year. Unemployment is about 12%. "All prospects are that 2003 won't be any better," said Ben Zion Zilberfarb, economics professor at Bar-Ilan University near Tel Aviv. "But people don't blame Sharon. They think the slowdown's due to other things. They point to terrorism as the cause."</w:t>
+        <w:t>"There is no more to be said. It will happen," Barak said about the road, citing a similar bridge-highway he had seen in Miami. "These are necessities of life. Will I do it? For sure."</w:t>
         <w:br/>
-        <w:t>Many voters agreed.</w:t>
+        <w:t>Barak also voiced his view that Israel is strong enough to negotiate a secure peace with the Palestinians, Syria and Lebanon.</w:t>
         <w:br/>
-        <w:t>"Look at me, here I am talking to you instead of selling to customers," said Reuben Zacharia, 53, who owns a clothing store on south Tel Aviv's major shopping street. By noon, Zacharia had sold one $ 10 shirt, and he doubted he would sell another by the end of the day. Palestinians detonated two bombs near Zacharia's store early this month, killing 23 Israelis.</w:t>
+        <w:t>"This is a very cruel neighborhood," Barak said. "Netanyahu likened us to carp among barracudas in an aquarium. I say we are more like an enlightened killer whale: If it is not angered, it doesn't attack and devour for no reason."</w:t>
         <w:br/>
-        <w:t>Twenty-seven parties were competing for seats in the Knesset. About 68% of eligible voters cast ballots, the lowest turnout since officials began keeping that statistic in 1973.</w:t>
-        <w:br/>
-        <w:t>Israel's security forces barred Palestinians from entering Israel. Voting went smoothly, despite concern about possible terror attacks.</w:t>
-        <w:br/>
-        <w:t>In Palestinian areas, seven Palestinians were killed Tuesday. Three died in an explosion in a house in Gaza City. The Israeli army said the blast was triggered by militants handling explosives. But Palestinians said the home was hit by an Israeli missile. Four Palestinians were killed in gunbattles with Israeli troops in the West Bank town of Jenin.</w:t>
-        <w:br/>
-        <w:t>Sharon's party had been far ahead in opinion polls leading up to Tuesday's vote, Israel's fourth national election in seven years. No Israeli government has served a full four-year term since 1988 because leading coalitions keep breaking apart over political issues. Sharon's outgoing coalition survived less than two years.</w:t>
+        <w:t>Barak said that he has made a point of avoiding the "tough-guy posturing and arm-twisting" of Netanyahu's coalition-building period before taking office in 1996, and that he learned from Rabin's experience not to rush into a narrow government.</w:t>
         <w:br/>
         <w:br/>
         <w:t>Graphic</w:t>
@@ -91,7 +85,11 @@
         <w:br/>
         <w:t xml:space="preserve"> </w:t>
         <w:br/>
-        <w:t>PHOTO, B/W, Gil Cohen Magen, Reuters; Victory party: Supporters of Ariel Sharon and the Likud Party celebrate in Tel Aviv on Tuesday as preliminary election results come in.</w:t>
+        <w:t>PHOTOJERUSALEM;</w:t>
+        <w:br/>
+        <w:t>PHOTO</w:t>
+        <w:br/>
+        <w:t>Ehud Barak, Israel's prime minister-elect, will install his government in July. (Associated Press)</w:t>
       </w:r>
     </w:p>
     <w:sectPr>

--- a/example_articles/countries/Israel/5.countries_Israel_Other_publisher.docx
+++ b/example_articles/countries/Israel/5.countries_Israel_Other_publisher.docx
@@ -7,7 +7,7 @@
         <w:pStyle w:val="Heading1"/>
       </w:pPr>
       <w:r>
-        <w:t>BARAK PREPARES TO ASSEMBLE BROAD COALITION / LABORIOUS NEGOTIATIONS SEEM LIKELY TO RESULT IN A VOTING / BLOC COMPRISING NEARLY TWO-THIRDS OF ISRAEL'S PARLIAMENT.</w:t>
+        <w:t>Israel undergoes political 'revolution'; Alignments shift as Sharon leaves Likud</w:t>
       </w:r>
     </w:p>
     <w:p>
@@ -17,17 +17,17 @@
     </w:p>
     <w:p>
       <w:r>
-        <w:t>Date: 1999-06-21</w:t>
+        <w:t>Date: 2006-01-04</w:t>
       </w:r>
     </w:p>
     <w:p>
       <w:r>
-        <w:t>Section: NATIONAL; Pg. A02</w:t>
+        <w:t>Section: NEWS; Pg. 8A</w:t>
       </w:r>
     </w:p>
     <w:p>
       <w:r>
-        <w:t>Source file: Other publishers/Files (500) (23).DOCX</w:t>
+        <w:t>Source file: Other publishers/Files (500) (22).DOCX</w:t>
       </w:r>
     </w:p>
     <w:p>
@@ -49,35 +49,49 @@
     </w:p>
     <w:p>
       <w:r>
-        <w:t>Israeli Prime Minister-elect Ehud Barak is poised to get the coalition government he wants after four laborious weeks of internal negotiations that at times confounded even his closest supporters.</w:t>
+        <w:t>TEL AVIV, Israel -- Two months ago, politics in the Carmel Market, a gantlet of clothing stalls, butcher shops and spice kiosks, was straightforward. The small shop owners here are staunchly conservative and have supported Israel's largest party, Likud, for decades.</w:t>
         <w:br/>
-        <w:t>Barak's One Israel team announced yesterday that it has guidelines ready for a multiparty voting bloc that it expects to comprise at least 77 of the 120 members of Israel's parliament, the Knesset. That would be a governing coalition with a much larger majority than was held by outgoing Likud Prime Minister Benjamin Netanyahu or his Labor Party predecessor, the late Yitzhak Rabin.</w:t>
+        <w:t>However, dramatic turns in Israeli politics over the past couple of months have reshaped the country's politics. The ruling Likud Party, a fixture in Israeli politics for more than 30 years, is struggling after its leader, Prime Minister Ariel Sharon, left to form the centrist Kadima Party. The center-left Labor Party elected a  socialist who vows to inject life into the faction.</w:t>
         <w:br/>
-        <w:t>Although Barak won a clear majority as prime minister, reconciling the demands and personalities of the 15 parties that sit in the new parliament was a puzzle as challenging as a Rubik's cube. But Barak stood his ground for a broad coalition of secular and religious Jews, which should stand a better chance than the previous two governments of being able to move forward on peace with Israel's Arab neighbors and to begin to heal social rifts within Israel.</w:t>
+        <w:t>Today, even in Likud bastions such as the Carmel Market, there is a political realignment. "Like my father, my family and most everyone here in the market, I used to vote Likud," says Yoni Ben-Yonatan, 24, owner of a dollar store. "But there have been so many changes. ... I will stick with Sharon. My father won't."</w:t>
         <w:br/>
-        <w:t>The party agreements could still change before Barak, the former army chief of staff who was elected May 17, takes office in early July. And except for declaring that he intends to hold on to the defense portfolio for himself, the incoming prime minister has been mum on who his key ministers will be.</w:t>
+        <w:t>The recent political changes are "nothing short of a revolution," says Asher Cohen, a professor of political science at Bar-Ilan University in Tel Aviv. "Here you have a sitting prime minister dumping the party he helped found 30 years ago to create an entirely new party."</w:t>
         <w:br/>
-        <w:t>So the identity of the all-important foreign minister remains a mystery, although early fears that it might be Likud heavyweight Ariel Sharon are moot, because it looks as if Likud will not be in the government. And the Interior Ministry, with important jurisdiction over matters such as municipal funding and citizenship, will almost certainly go to Natan Sharansky's Israel B'Aliya, a party of Russian immigrants.</w:t>
+        <w:t>Likud's loss</w:t>
         <w:br/>
-        <w:t>The breakthrough in Barak's coalition negotiations came last week when Rabbi Aryeh Deri resigned as leader of the Shas Party, a Sephardic and Orthodox political group that has broad support among working-class Jews with roots in the Middle East.</w:t>
+        <w:t>Sharon was a key player in the establishment of Likud in 1973. The working-class people who populate open air markets such as Carmel have long provided Likud's support, Cohen says.</w:t>
         <w:br/>
-        <w:t>Barak had said Shas would be invited into the cabinet only if it dumped Deri, who was sentenced this spring to four years in jail on corruption charges.</w:t>
+        <w:t>Likud swept to power in 1977. Since that victory, Likud prime ministers have governed Israel for 20 of the past 28 years. The decision by Sharon to leave the party has left Likud severely weakened and its future uncertain.</w:t>
         <w:br/>
-        <w:t>Now, the main stumbling block for both Shas and the smaller United Torah Judaism Party is Barak's campaign promise to draft ultra-Orthodox youth into the army, ending their decades-long exemption from military service. That, too, is expected to be solved by a compromise this week.</w:t>
+        <w:t>Sharon's new party is so popular that "it blows the two giants of Israeli politics (Labor and Likud) right out of the water," Cohen says.</w:t>
         <w:br/>
-        <w:t>The inclusion of Shas, which is more moderate on the peace process than Likud, is a clear sign of Barak's agenda, political scientist Susan Hattis Rolef said.</w:t>
+        <w:t>Most voters seem to have chosen Sharon, a former general who as defense minister engineered Israel's invasion of Lebanon in 1982, over the party he helped create.</w:t>
         <w:br/>
-        <w:t>"His first priority is progress in the peace process," she said. "Barak is a no-nonsense man, not a trickster. You don't see much, but what you see is what you get."</w:t>
+        <w:t>A recent poll in the Israeli daily newspaper Maariv showed that if elections were held now, Likud would drop from its current 40 seats to 16. According to the poll findings, Sharon's Kadima Party would win 40 of the 120 seats in the Knesset, Israel's parliament, making Kadima the largest of Israel's many political parties. National elections are scheduled for March 28.</w:t>
         <w:br/>
-        <w:t>After weeks of saying little in public, Barak's steely confidence was on display in an interview published over the weekend in the newspaper Haaretz. In it, he pledged to build a 30-mile raised highway joining the Palestinian-controlled parts of the West Bank and Gaza Strip. The so-called safe-passage route is feared by rightist Israeli politicians as representing a step toward a Palestinian state.</w:t>
+        <w:t>"Sharon has the experience, he has the toughness, and only he can balance right and left and eventually bring us a real peace with the Palestinians," says Ben-Yonatan, who served in an elite Israeli army unit.</w:t>
         <w:br/>
-        <w:t>"There is no more to be said. It will happen," Barak said about the road, citing a similar bridge-highway he had seen in Miami. "These are necessities of life. Will I do it? For sure."</w:t>
+        <w:t>In announcing his new party, Sharon claimed he was abandoning Likud because the party's powerful right wing undermined his efforts to pursue peace with the Palestinians. Sharon supports the U.S.-brokered "road map" peace plan that would lead to creation of a Palestinian state.</w:t>
         <w:br/>
-        <w:t>Barak also voiced his view that Israel is strong enough to negotiate a secure peace with the Palestinians, Syria and Lebanon.</w:t>
+        <w:t>Sharon also railed at Likud's 3,000-strong Central Committee, which set the party's political agenda. Sharon has blamed committee members for increasing political corruption in Israel.</w:t>
         <w:br/>
-        <w:t>"This is a very cruel neighborhood," Barak said. "Netanyahu likened us to carp among barracudas in an aquarium. I say we are more like an enlightened killer whale: If it is not angered, it doesn't attack and devour for no reason."</w:t>
+        <w:t>Sharon's health complicates matters. On Dec. 18, the chronically overweight Sharon, 77, was hospitalized for two days for a mild stroke.</w:t>
         <w:br/>
-        <w:t>Barak said that he has made a point of avoiding the "tough-guy posturing and arm-twisting" of Netanyahu's coalition-building period before taking office in 1996, and that he learned from Rabin's experience not to rush into a narrow government.</w:t>
+        <w:t>On Thursday, doctors are to seal a small hole in his heart that might have led to his stroke. His deputy, Ehud Olmert, will assume the prime minister's duties while Sharon undergoes the procedure, which should take three hours.</w:t>
+        <w:br/>
+        <w:t>After Sharon abandoned the party, Likud elected hawkish former prime minister Benjamin Netanyahu, 56, as its chairman. Netanyahu condemned Sharon's withdrawal from Gaza and parts of the West Bank and is campaigning on a hard-line platform that would grant a Palestinian state on only a fraction of West Bank land.</w:t>
+        <w:br/>
+        <w:t>Labor turns left</w:t>
+        <w:br/>
+        <w:t>Israel's Labor Party has taken a turn leftward with the election of Amir Peretz, 53, a union leader. He unseated Labor Party leader Shimon Peres, 82, in primaries Nov. 9.</w:t>
+        <w:br/>
+        <w:t>Peretz has vowed to raise the minimum wage and taxes on the wealthy. He packed his shadow Cabinet with social crusaders, such as Shelly Yechimovitch, a former news personality who often expressed her socialist politics on TV.</w:t>
+        <w:br/>
+        <w:t>Peretz says Israel should accede to most Palestinian demands for creating an independent state before moving on to issues such as eradicating child poverty and unemployment. Convinced that Peretz could not bring peace with the Palestinians, Peres and three other prominent party veterans joined Sharon's new party.</w:t>
+        <w:br/>
+        <w:t>It remains unclear whether Sharon's party, bolstered by moderate defectors from Labor and Likud, will mean Israeli politics are moving to the center. With no activists or party infrastructure, Kadima's life span could be as short or as long as Sharon's desire to rule, Cohen says.</w:t>
+        <w:br/>
+        <w:t>Sharon's strength, says Asher Arian, a fellow at Jerusalem-based think-tank Israeli Democracy Institute, "is being more in tune with Israeli public opinion than anyone else."</w:t>
         <w:br/>
         <w:br/>
         <w:t>Graphic</w:t>
@@ -85,11 +99,7 @@
         <w:br/>
         <w:t xml:space="preserve"> </w:t>
         <w:br/>
-        <w:t>PHOTOJERUSALEM;</w:t>
-        <w:br/>
-        <w:t>PHOTO</w:t>
-        <w:br/>
-        <w:t>Ehud Barak, Israel's prime minister-elect, will install his government in July. (Associated Press)</w:t>
+        <w:t>PHOTO, B/W, Ronen Zvulun, Reuters</w:t>
       </w:r>
     </w:p>
     <w:sectPr>

--- a/example_articles/countries/Israel/5.countries_Israel_Other_publisher.docx
+++ b/example_articles/countries/Israel/5.countries_Israel_Other_publisher.docx
@@ -7,7 +7,7 @@
         <w:pStyle w:val="Heading1"/>
       </w:pPr>
       <w:r>
-        <w:t>Israel undergoes political 'revolution'; Alignments shift as Sharon leaves Likud</w:t>
+        <w:t>ISRAELI STAR IN SPOTLIGHT FOR HER SINGING AND HER PAST / DANA WON A CONTEST AND RECEIVED WIDE ACCLAIM. HER SEX DREW BARBS.</w:t>
       </w:r>
     </w:p>
     <w:p>
@@ -17,17 +17,17 @@
     </w:p>
     <w:p>
       <w:r>
-        <w:t>Date: 2006-01-04</w:t>
+        <w:t>Date: 1998-06-18</w:t>
       </w:r>
     </w:p>
     <w:p>
       <w:r>
-        <w:t>Section: NEWS; Pg. 8A</w:t>
+        <w:t>Section: NATIONAL; Pg. A21</w:t>
       </w:r>
     </w:p>
     <w:p>
       <w:r>
-        <w:t>Source file: Other publishers/Files (500) (22).DOCX</w:t>
+        <w:t>Source file: Other publishers/Files (500) (29).DOCX</w:t>
       </w:r>
     </w:p>
     <w:p>
@@ -49,49 +49,71 @@
     </w:p>
     <w:p>
       <w:r>
-        <w:t>TEL AVIV, Israel -- Two months ago, politics in the Carmel Market, a gantlet of clothing stalls, butcher shops and spice kiosks, was straightforward. The small shop owners here are staunchly conservative and have supported Israel's largest party, Likud, for decades.</w:t>
+        <w:t>She steps into the room, smiles coyly and tosses her head so that her resplendent black hair cascades over her bare shoulders. With her creamy skin and discreet jewelry - just a small Star of David earring dangling over her collarbone - she looks like one of those dark beauties in a "Visit Israel" travel poster.</w:t>
         <w:br/>
-        <w:t>However, dramatic turns in Israeli politics over the past couple of months have reshaped the country's politics. The ruling Likud Party, a fixture in Israeli politics for more than 30 years, is struggling after its leader, Prime Minister Ariel Sharon, left to form the centrist Kadima Party. The center-left Labor Party elected a  socialist who vows to inject life into the faction.</w:t>
+        <w:t>Flashbulbs click. Potted plants crash to the floor and chairs topple as photographers jockey for a clear shot of the statuesque beauty who is the latest sensation in Israel.</w:t>
         <w:br/>
-        <w:t>Today, even in Likud bastions such as the Carmel Market, there is a political realignment. "Like my father, my family and most everyone here in the market, I used to vote Likud," says Yoni Ben-Yonatan, 24, owner of a dollar store. "But there have been so many changes. ... I will stick with Sharon. My father won't."</w:t>
+        <w:t>At a time when religious and secular Israelis are bitterly divided and the peace process seems to be dying, the singer known as Dana International seems to be about the best news around. When her hit song "Diva" earned Israel the grand prize last month in the internationally televised song competition, Eurovision, it gave Israel a much-needed morale boost.</w:t>
         <w:br/>
-        <w:t>The recent political changes are "nothing short of a revolution," says Asher Cohen, a professor of political science at Bar-Ilan University in Tel Aviv. "Here you have a sitting prime minister dumping the party he helped found 30 years ago to create an entirely new party."</w:t>
+        <w:t>The catch is that she was originally a he - a former bar mitzvah boy, born in Tel Aviv under the name Yaron Cohen.</w:t>
         <w:br/>
-        <w:t>Likud's loss</w:t>
+        <w:t>"Even in Sodom there was nothing like this," Shlomo Benizri, an ultra-Orthodox rabbi and Knesset member, said upon hearing of Dana's song award.</w:t>
         <w:br/>
-        <w:t>Sharon was a key player in the establishment of Likud in 1973. The working-class people who populate open air markets such as Carmel have long provided Likud's support, Cohen says.</w:t>
+        <w:t>If the more conservative custodians of Israeli culture are infuriated about the emergence of a transsexual as the country's most celebrated pop performer, it makes Dana even more popular among secular Israelis - even those who are not great fans of her disco style of music.</w:t>
         <w:br/>
-        <w:t>Likud swept to power in 1977. Since that victory, Likud prime ministers have governed Israel for 20 of the past 28 years. The decision by Sharon to leave the party has left Likud severely weakened and its future uncertain.</w:t>
+        <w:t>"This is an achievement for civil liberties and human rights, above and beyond the song's achievement," Yael Dayan, a Labor Party member of the Knesset and daughter of the late Moshe Dayan, said when Dana made an appearance in the Knesset last month.</w:t>
         <w:br/>
-        <w:t>Sharon's new party is so popular that "it blows the two giants of Israeli politics (Labor and Likud) right out of the water," Cohen says.</w:t>
+        <w:t>Dana, who seems almost demure offstage, shrugs off the symbolism of her success and the denunciations by the ultra-Orthodox.</w:t>
         <w:br/>
-        <w:t>Most voters seem to have chosen Sharon, a former general who as defense minister engineered Israel's invasion of Lebanon in 1982, over the party he helped create.</w:t>
+        <w:t>"I'm not a political person, I'm a singer. I'm not dealing with symbols. I just want to live my life," the soft-spoken singer said in an interview in the Tel Aviv apartment of her publicist.</w:t>
         <w:br/>
-        <w:t>A recent poll in the Israeli daily newspaper Maariv showed that if elections were held now, Likud would drop from its current 40 seats to 16. According to the poll findings, Sharon's Kadima Party would win 40 of the 120 seats in the Knesset, Israel's parliament, making Kadima the largest of Israel's many political parties. National elections are scheduled for March 28.</w:t>
+        <w:t>"I believe in God, but I like freedom. I don't think that God cares if I turn on the lights on Friday night, or if I drive on Saturday. . . . God cares about our souls, not our bodies," she said.</w:t>
         <w:br/>
-        <w:t>"Sharon has the experience, he has the toughness, and only he can balance right and left and eventually bring us a real peace with the Palestinians," says Ben-Yonatan, who served in an elite Israeli army unit.</w:t>
+        <w:t>Even before Dana's song prize irritated the ultra-Orthodox, Israel's religious tensions had come to a head when ultra-Orthodox religious parties torpedoed a modern-dance performance by the acclaimed Batsheva dance company April 30 because male dancers strip down to their underwear.</w:t>
         <w:br/>
-        <w:t>In announcing his new party, Sharon claimed he was abandoning Likud because the party's powerful right wing undermined his efforts to pursue peace with the Palestinians. Sharon supports the U.S.-brokered "road map" peace plan that would lead to creation of a Palestinian state.</w:t>
+        <w:t>Then, on May 9, Dana burst upon a stage in Birmingham, England - where Eurovision was held this year - waving the Israeli flag to celebrate her victory in the song contest.</w:t>
         <w:br/>
-        <w:t>Sharon also railed at Likud's 3,000-strong Central Committee, which set the party's political agenda. Sharon has blamed committee members for increasing political corruption in Israel.</w:t>
+        <w:t>"Next year in Jerusalem," she shouted to the crowd, twisting the traditional Jewish prayer call into a reference to the Eurovision custom of holding the contest in the country of the previous year's winner.</w:t>
         <w:br/>
-        <w:t>Sharon's health complicates matters. On Dec. 18, the chronically overweight Sharon, 77, was hospitalized for two days for a mild stroke.</w:t>
+        <w:t>Haim Miller, the ultra-Orthodox deputy mayor of Jerusalem, vowed to block the contest from Jerusalem. "It is a shame and an embarrassment. . . . Let it [Eurovision] stay in the land of the Goyim," Miller said.</w:t>
         <w:br/>
-        <w:t>On Thursday, doctors are to seal a small hole in his heart that might have led to his stroke. His deputy, Ehud Olmert, will assume the prime minister's duties while Sharon undergoes the procedure, which should take three hours.</w:t>
+        <w:t>Other religious politicians rushed in to denounce Dana as a pervert and an abomination. But Prime Minister Benjamin Netanyahu's Likud Party, under fire for allegedly caving in to the religious in the dance flap, came to Dana's defense.</w:t>
         <w:br/>
-        <w:t>After Sharon abandoned the party, Likud elected hawkish former prime minister Benjamin Netanyahu, 56, as its chairman. Netanyahu condemned Sharon's withdrawal from Gaza and parts of the West Bank and is campaigning on a hard-line platform that would grant a Palestinian state on only a fraction of West Bank land.</w:t>
+        <w:t>Netanyahu congratulated Dana and said Jerusalem would indeed host Eurovision in 1999. Jerusalem Mayor Ehud Olmert, a fellow Likud member, denounced his deputy mayor as a "blabbermouth" and pledged his opposition to "all cultural censorship." Tourism Minister Moshe Katsav, also of Likud, invited Dana to his office so that he could be photographed kissing her cheek. The Knesset's Education and Cultural Committee invited Dana to speak - on freedom of expression.</w:t>
         <w:br/>
-        <w:t>Labor turns left</w:t>
+        <w:t>Dana International was born Yaron Cohen in a working-class neighborhood of Tel Aviv in 1969, she says, although her official resume says it was 1972. Her family came from Yemen. She identified with girls shortly after puberty, switching from jeans and T-shirts to fishnet stockings and high heels by high school.</w:t>
         <w:br/>
-        <w:t>Israel's Labor Party has taken a turn leftward with the election of Amir Peretz, 53, a union leader. He unseated Labor Party leader Shimon Peres, 82, in primaries Nov. 9.</w:t>
+        <w:t>"When I was 14 or 15, I knew I wanted to be dating boys," said Dana, curling up in an armchair in the skin-tight jeans in vogue among Israeli women.</w:t>
         <w:br/>
-        <w:t>Peretz has vowed to raise the minimum wage and taxes on the wealthy. He packed his shadow Cabinet with social crusaders, such as Shelly Yechimovitch, a former news personality who often expressed her socialist politics on TV.</w:t>
+        <w:t>Unlike her flamboyant onstage presence, she dresses conservatively in everyday life; her only concession to vampiness is long fingernails decorated with stripes and polka dots. She speaks matter-of-factly, in richly accented but otherwise fluent English, about her sex-change operation in London in 1993.</w:t>
         <w:br/>
-        <w:t>Peretz says Israel should accede to most Palestinian demands for creating an independent state before moving on to issues such as eradicating child poverty and unemployment. Convinced that Peretz could not bring peace with the Palestinians, Peres and three other prominent party veterans joined Sharon's new party.</w:t>
+        <w:t>"There was not one day that I became a woman. It is a process and at the end of the process, you are what you want to be," she said. "Every human being is changing during the years. But it is such a small detail."</w:t>
         <w:br/>
-        <w:t>It remains unclear whether Sharon's party, bolstered by moderate defectors from Labor and Likud, will mean Israeli politics are moving to the center. With no activists or party infrastructure, Kadima's life span could be as short or as long as Sharon's desire to rule, Cohen says.</w:t>
+        <w:t>Israel Peretz, principal of Tel Aviv's Ankori High School, which Dana attended, remembers Yaron Cohen as overtly homosexual, but well-accepted by his peers. "He was such a charmer, always very funny, amusing his classmates and teachers in a very unassuming manner. . . . He spent most of his time with the girls - the girls all worshiped him. The guys just accepted him. I don't remember any bad incidents. He was part of the scene," Peretz said.</w:t>
         <w:br/>
-        <w:t>Sharon's strength, says Asher Arian, a fellow at Jerusalem-based think-tank Israeli Democracy Institute, "is being more in tune with Israeli public opinion than anyone else."</w:t>
+        <w:t>By the time he turned 18, the age of mandatory military service, Yaron Cohen was already dressing as a woman. He reported to the recruitment office, but was excused from the army when he told them he intended to have a sex-change operation. That left him free to pursue a performing career in gay nightclubs in Tel Aviv.</w:t>
+        <w:br/>
+        <w:t>At first, Dana could only get gigs in drag shows, not breaking into mainstream stages until after her second album was released in 1994. Her albums, some containing Arabic songs, were banned last year in Egypt after an Egyptian newspaper denounced her as a "shameless Jewish prostitute."</w:t>
+        <w:br/>
+        <w:t>A serious relationship with a man broke up. Her father was jailed briefly, according to the Israeli press, on charges of beating Dana's mother. Dana was estranged from her family for several years, until they reconciled themselves to her sexuality.</w:t>
+        <w:br/>
+        <w:t>"I knew Dana when she was Yaron Cohen, and she was an ugly boy, in my opinion," said Revital Zion, a longtime friend. "It wasn't so easy then. People weren't as nice to her as they are now. Sometimes, even in Tel Aviv, people would yell things like 'homo, homo.' "</w:t>
+        <w:br/>
+        <w:t>Dana is dismissive of the difficulties she faced before becoming a celebrity.</w:t>
+        <w:br/>
+        <w:t>"It is easier to be a transsexual in Israel than an Arab," she said pointedly. She is similarly nonchalant about the criticism of the ultra-Orthodox. She observes some kosher dietary restrictions, avoiding pork or mixing meat with dairy.</w:t>
+        <w:br/>
+        <w:t>"I don't care what these people think of me," she said. "They don't read the newspapers that carry stories about me. They don't play the radio and listen to my songs. Why are they wasting their time worrying about me?"</w:t>
+        <w:br/>
+        <w:t>Dana's life and career remain grist for incessant commentary in Israel's voracious tabloids and on talk shows. Among the more sensational items: A rabbi recently decreed that Dana could be counted to make up a minyan, the quorum of 10 men traditionally required for Jewish prayer. And a 19-year-old ultra-Orthodox woman was kicked out of her house after she was caught with a Dana cassette.</w:t>
+        <w:br/>
+        <w:t>On the popular television talk show, Popolitika, host Tommy Lapid set off a storm by telling an ultra-Orthodox guest: I'd rather have a son like Dana than one like you.</w:t>
+        <w:br/>
+        <w:t>Since Eurovision, the same competition that launched the career of the Swedish band Abba, the Dana phenomenon is spreading beyond Israel. Dana's manager, Ofer Nisim, announced last week that Dana had recently declined a proposal to join the Spice Girls to replace the departed Ginger Spice. Sony Music signed Dana to an artist's contract. An English-language single of the winning song "Diva" is on top-10 charts in Sweden and Finland.</w:t>
+        <w:br/>
+        <w:t>There are no immediate plans for Dana to perform in the United States. Dana's managers are focusing now on England and Scandinavia.</w:t>
+        <w:br/>
+        <w:t>"I see my destiny being in Europe right now," Dana said in the interview. "I'm not so patriotic that I wouldn't live elsewhere if I had to for my career. But I'm always going to be an Israeli. I love my country, and I'll always come back."</w:t>
         <w:br/>
         <w:br/>
         <w:t>Graphic</w:t>
@@ -99,7 +121,11 @@
         <w:br/>
         <w:t xml:space="preserve"> </w:t>
         <w:br/>
-        <w:t>PHOTO, B/W, Ronen Zvulun, Reuters</w:t>
+        <w:t>PHOTO;</w:t>
+        <w:br/>
+        <w:t>PHOTO</w:t>
+        <w:br/>
+        <w:t>Israeli singer Dana International celebrates winning the grand prize for her song "Diva" at Eurovision, an internationally televised contest. A transsexual, she is the country's most celebrated pop performer. (Associated Press, LOUISA BULLER)</w:t>
       </w:r>
     </w:p>
     <w:sectPr>

--- a/example_articles/countries/Israel/5.countries_Israel_Other_publisher.docx
+++ b/example_articles/countries/Israel/5.countries_Israel_Other_publisher.docx
@@ -7,7 +7,7 @@
         <w:pStyle w:val="Heading1"/>
       </w:pPr>
       <w:r>
-        <w:t>ISRAELI STAR IN SPOTLIGHT FOR HER SINGING AND HER PAST / DANA WON A CONTEST AND RECEIVED WIDE ACCLAIM. HER SEX DREW BARBS.</w:t>
+        <w:t>BARAK PREPARES TO ASSEMBLE BROAD COALITION / LABORIOUS NEGOTIATIONS SEEM LIKELY TO RESULT IN A VOTING / BLOC COMPRISING NEARLY TWO-THIRDS OF ISRAEL'S PARLIAMENT.</w:t>
       </w:r>
     </w:p>
     <w:p>
@@ -17,17 +17,17 @@
     </w:p>
     <w:p>
       <w:r>
-        <w:t>Date: 1998-06-18</w:t>
+        <w:t>Date: 1999-06-21</w:t>
       </w:r>
     </w:p>
     <w:p>
       <w:r>
-        <w:t>Section: NATIONAL; Pg. A21</w:t>
+        <w:t>Section: NATIONAL; Pg. A02</w:t>
       </w:r>
     </w:p>
     <w:p>
       <w:r>
-        <w:t>Source file: Other publishers/Files (500) (29).DOCX</w:t>
+        <w:t>Source file: Other publishers/Files (500) (23).DOCX</w:t>
       </w:r>
     </w:p>
     <w:p>
@@ -49,71 +49,35 @@
     </w:p>
     <w:p>
       <w:r>
-        <w:t>She steps into the room, smiles coyly and tosses her head so that her resplendent black hair cascades over her bare shoulders. With her creamy skin and discreet jewelry - just a small Star of David earring dangling over her collarbone - she looks like one of those dark beauties in a "Visit Israel" travel poster.</w:t>
+        <w:t>Israeli Prime Minister-elect Ehud Barak is poised to get the coalition government he wants after four laborious weeks of internal negotiations that at times confounded even his closest supporters.</w:t>
         <w:br/>
-        <w:t>Flashbulbs click. Potted plants crash to the floor and chairs topple as photographers jockey for a clear shot of the statuesque beauty who is the latest sensation in Israel.</w:t>
+        <w:t>Barak's One Israel team announced yesterday that it has guidelines ready for a multiparty voting bloc that it expects to comprise at least 77 of the 120 members of Israel's parliament, the Knesset. That would be a governing coalition with a much larger majority than was held by outgoing Likud Prime Minister Benjamin Netanyahu or his Labor Party predecessor, the late Yitzhak Rabin.</w:t>
         <w:br/>
-        <w:t>At a time when religious and secular Israelis are bitterly divided and the peace process seems to be dying, the singer known as Dana International seems to be about the best news around. When her hit song "Diva" earned Israel the grand prize last month in the internationally televised song competition, Eurovision, it gave Israel a much-needed morale boost.</w:t>
+        <w:t>Although Barak won a clear majority as prime minister, reconciling the demands and personalities of the 15 parties that sit in the new parliament was a puzzle as challenging as a Rubik's cube. But Barak stood his ground for a broad coalition of secular and religious Jews, which should stand a better chance than the previous two governments of being able to move forward on peace with Israel's Arab neighbors and to begin to heal social rifts within Israel.</w:t>
         <w:br/>
-        <w:t>The catch is that she was originally a he - a former bar mitzvah boy, born in Tel Aviv under the name Yaron Cohen.</w:t>
+        <w:t>The party agreements could still change before Barak, the former army chief of staff who was elected May 17, takes office in early July. And except for declaring that he intends to hold on to the defense portfolio for himself, the incoming prime minister has been mum on who his key ministers will be.</w:t>
         <w:br/>
-        <w:t>"Even in Sodom there was nothing like this," Shlomo Benizri, an ultra-Orthodox rabbi and Knesset member, said upon hearing of Dana's song award.</w:t>
+        <w:t>So the identity of the all-important foreign minister remains a mystery, although early fears that it might be Likud heavyweight Ariel Sharon are moot, because it looks as if Likud will not be in the government. And the Interior Ministry, with important jurisdiction over matters such as municipal funding and citizenship, will almost certainly go to Natan Sharansky's Israel B'Aliya, a party of Russian immigrants.</w:t>
         <w:br/>
-        <w:t>If the more conservative custodians of Israeli culture are infuriated about the emergence of a transsexual as the country's most celebrated pop performer, it makes Dana even more popular among secular Israelis - even those who are not great fans of her disco style of music.</w:t>
+        <w:t>The breakthrough in Barak's coalition negotiations came last week when Rabbi Aryeh Deri resigned as leader of the Shas Party, a Sephardic and Orthodox political group that has broad support among working-class Jews with roots in the Middle East.</w:t>
         <w:br/>
-        <w:t>"This is an achievement for civil liberties and human rights, above and beyond the song's achievement," Yael Dayan, a Labor Party member of the Knesset and daughter of the late Moshe Dayan, said when Dana made an appearance in the Knesset last month.</w:t>
+        <w:t>Barak had said Shas would be invited into the cabinet only if it dumped Deri, who was sentenced this spring to four years in jail on corruption charges.</w:t>
         <w:br/>
-        <w:t>Dana, who seems almost demure offstage, shrugs off the symbolism of her success and the denunciations by the ultra-Orthodox.</w:t>
+        <w:t>Now, the main stumbling block for both Shas and the smaller United Torah Judaism Party is Barak's campaign promise to draft ultra-Orthodox youth into the army, ending their decades-long exemption from military service. That, too, is expected to be solved by a compromise this week.</w:t>
         <w:br/>
-        <w:t>"I'm not a political person, I'm a singer. I'm not dealing with symbols. I just want to live my life," the soft-spoken singer said in an interview in the Tel Aviv apartment of her publicist.</w:t>
+        <w:t>The inclusion of Shas, which is more moderate on the peace process than Likud, is a clear sign of Barak's agenda, political scientist Susan Hattis Rolef said.</w:t>
         <w:br/>
-        <w:t>"I believe in God, but I like freedom. I don't think that God cares if I turn on the lights on Friday night, or if I drive on Saturday. . . . God cares about our souls, not our bodies," she said.</w:t>
+        <w:t>"His first priority is progress in the peace process," she said. "Barak is a no-nonsense man, not a trickster. You don't see much, but what you see is what you get."</w:t>
         <w:br/>
-        <w:t>Even before Dana's song prize irritated the ultra-Orthodox, Israel's religious tensions had come to a head when ultra-Orthodox religious parties torpedoed a modern-dance performance by the acclaimed Batsheva dance company April 30 because male dancers strip down to their underwear.</w:t>
+        <w:t>After weeks of saying little in public, Barak's steely confidence was on display in an interview published over the weekend in the newspaper Haaretz. In it, he pledged to build a 30-mile raised highway joining the Palestinian-controlled parts of the West Bank and Gaza Strip. The so-called safe-passage route is feared by rightist Israeli politicians as representing a step toward a Palestinian state.</w:t>
         <w:br/>
-        <w:t>Then, on May 9, Dana burst upon a stage in Birmingham, England - where Eurovision was held this year - waving the Israeli flag to celebrate her victory in the song contest.</w:t>
+        <w:t>"There is no more to be said. It will happen," Barak said about the road, citing a similar bridge-highway he had seen in Miami. "These are necessities of life. Will I do it? For sure."</w:t>
         <w:br/>
-        <w:t>"Next year in Jerusalem," she shouted to the crowd, twisting the traditional Jewish prayer call into a reference to the Eurovision custom of holding the contest in the country of the previous year's winner.</w:t>
+        <w:t>Barak also voiced his view that Israel is strong enough to negotiate a secure peace with the Palestinians, Syria and Lebanon.</w:t>
         <w:br/>
-        <w:t>Haim Miller, the ultra-Orthodox deputy mayor of Jerusalem, vowed to block the contest from Jerusalem. "It is a shame and an embarrassment. . . . Let it [Eurovision] stay in the land of the Goyim," Miller said.</w:t>
+        <w:t>"This is a very cruel neighborhood," Barak said. "Netanyahu likened us to carp among barracudas in an aquarium. I say we are more like an enlightened killer whale: If it is not angered, it doesn't attack and devour for no reason."</w:t>
         <w:br/>
-        <w:t>Other religious politicians rushed in to denounce Dana as a pervert and an abomination. But Prime Minister Benjamin Netanyahu's Likud Party, under fire for allegedly caving in to the religious in the dance flap, came to Dana's defense.</w:t>
-        <w:br/>
-        <w:t>Netanyahu congratulated Dana and said Jerusalem would indeed host Eurovision in 1999. Jerusalem Mayor Ehud Olmert, a fellow Likud member, denounced his deputy mayor as a "blabbermouth" and pledged his opposition to "all cultural censorship." Tourism Minister Moshe Katsav, also of Likud, invited Dana to his office so that he could be photographed kissing her cheek. The Knesset's Education and Cultural Committee invited Dana to speak - on freedom of expression.</w:t>
-        <w:br/>
-        <w:t>Dana International was born Yaron Cohen in a working-class neighborhood of Tel Aviv in 1969, she says, although her official resume says it was 1972. Her family came from Yemen. She identified with girls shortly after puberty, switching from jeans and T-shirts to fishnet stockings and high heels by high school.</w:t>
-        <w:br/>
-        <w:t>"When I was 14 or 15, I knew I wanted to be dating boys," said Dana, curling up in an armchair in the skin-tight jeans in vogue among Israeli women.</w:t>
-        <w:br/>
-        <w:t>Unlike her flamboyant onstage presence, she dresses conservatively in everyday life; her only concession to vampiness is long fingernails decorated with stripes and polka dots. She speaks matter-of-factly, in richly accented but otherwise fluent English, about her sex-change operation in London in 1993.</w:t>
-        <w:br/>
-        <w:t>"There was not one day that I became a woman. It is a process and at the end of the process, you are what you want to be," she said. "Every human being is changing during the years. But it is such a small detail."</w:t>
-        <w:br/>
-        <w:t>Israel Peretz, principal of Tel Aviv's Ankori High School, which Dana attended, remembers Yaron Cohen as overtly homosexual, but well-accepted by his peers. "He was such a charmer, always very funny, amusing his classmates and teachers in a very unassuming manner. . . . He spent most of his time with the girls - the girls all worshiped him. The guys just accepted him. I don't remember any bad incidents. He was part of the scene," Peretz said.</w:t>
-        <w:br/>
-        <w:t>By the time he turned 18, the age of mandatory military service, Yaron Cohen was already dressing as a woman. He reported to the recruitment office, but was excused from the army when he told them he intended to have a sex-change operation. That left him free to pursue a performing career in gay nightclubs in Tel Aviv.</w:t>
-        <w:br/>
-        <w:t>At first, Dana could only get gigs in drag shows, not breaking into mainstream stages until after her second album was released in 1994. Her albums, some containing Arabic songs, were banned last year in Egypt after an Egyptian newspaper denounced her as a "shameless Jewish prostitute."</w:t>
-        <w:br/>
-        <w:t>A serious relationship with a man broke up. Her father was jailed briefly, according to the Israeli press, on charges of beating Dana's mother. Dana was estranged from her family for several years, until they reconciled themselves to her sexuality.</w:t>
-        <w:br/>
-        <w:t>"I knew Dana when she was Yaron Cohen, and she was an ugly boy, in my opinion," said Revital Zion, a longtime friend. "It wasn't so easy then. People weren't as nice to her as they are now. Sometimes, even in Tel Aviv, people would yell things like 'homo, homo.' "</w:t>
-        <w:br/>
-        <w:t>Dana is dismissive of the difficulties she faced before becoming a celebrity.</w:t>
-        <w:br/>
-        <w:t>"It is easier to be a transsexual in Israel than an Arab," she said pointedly. She is similarly nonchalant about the criticism of the ultra-Orthodox. She observes some kosher dietary restrictions, avoiding pork or mixing meat with dairy.</w:t>
-        <w:br/>
-        <w:t>"I don't care what these people think of me," she said. "They don't read the newspapers that carry stories about me. They don't play the radio and listen to my songs. Why are they wasting their time worrying about me?"</w:t>
-        <w:br/>
-        <w:t>Dana's life and career remain grist for incessant commentary in Israel's voracious tabloids and on talk shows. Among the more sensational items: A rabbi recently decreed that Dana could be counted to make up a minyan, the quorum of 10 men traditionally required for Jewish prayer. And a 19-year-old ultra-Orthodox woman was kicked out of her house after she was caught with a Dana cassette.</w:t>
-        <w:br/>
-        <w:t>On the popular television talk show, Popolitika, host Tommy Lapid set off a storm by telling an ultra-Orthodox guest: I'd rather have a son like Dana than one like you.</w:t>
-        <w:br/>
-        <w:t>Since Eurovision, the same competition that launched the career of the Swedish band Abba, the Dana phenomenon is spreading beyond Israel. Dana's manager, Ofer Nisim, announced last week that Dana had recently declined a proposal to join the Spice Girls to replace the departed Ginger Spice. Sony Music signed Dana to an artist's contract. An English-language single of the winning song "Diva" is on top-10 charts in Sweden and Finland.</w:t>
-        <w:br/>
-        <w:t>There are no immediate plans for Dana to perform in the United States. Dana's managers are focusing now on England and Scandinavia.</w:t>
-        <w:br/>
-        <w:t>"I see my destiny being in Europe right now," Dana said in the interview. "I'm not so patriotic that I wouldn't live elsewhere if I had to for my career. But I'm always going to be an Israeli. I love my country, and I'll always come back."</w:t>
+        <w:t>Barak said that he has made a point of avoiding the "tough-guy posturing and arm-twisting" of Netanyahu's coalition-building period before taking office in 1996, and that he learned from Rabin's experience not to rush into a narrow government.</w:t>
         <w:br/>
         <w:br/>
         <w:t>Graphic</w:t>
@@ -121,11 +85,11 @@
         <w:br/>
         <w:t xml:space="preserve"> </w:t>
         <w:br/>
-        <w:t>PHOTO;</w:t>
+        <w:t>PHOTOJERUSALEM;</w:t>
         <w:br/>
         <w:t>PHOTO</w:t>
         <w:br/>
-        <w:t>Israeli singer Dana International celebrates winning the grand prize for her song "Diva" at Eurovision, an internationally televised contest. A transsexual, she is the country's most celebrated pop performer. (Associated Press, LOUISA BULLER)</w:t>
+        <w:t>Ehud Barak, Israel's prime minister-elect, will install his government in July. (Associated Press)</w:t>
       </w:r>
     </w:p>
     <w:sectPr>
